--- a/工作资料/实验报告初稿.docx
+++ b/工作资料/实验报告初稿.docx
@@ -4490,7 +4490,7 @@
         <w:widowControl/>
       </w:pPr>
       <w:r>
-        <w:t>本次用 HTML、CSS、JavaScript 制作离线交互原型，使用本地 Chrome 导出 67 张 PNG，同时保留对应 SVG 和七份 draw.io 文件。draw.io 文件包含可编辑文字和形状，共 67 页；目前仅完成文件结构核验，尚未在实际 UI 工具中打开并验证编辑，不将其表述为已在 Figma 或 Pixso 完成设计。</w:t>
+        <w:t>离线交互原型使用 HTML、CSS 和 JavaScript 制作，通过本地 Chrome 导出 67 张 PNG，并保留对应 SVG 和七份 draw.io 源文件。在 diagrams.net 32.6.9 中加载、原生导出并保存全部 67 页，核对对象、文字、样式及位置；商品列表的一处文字完成了编辑、保存和恢复测试。</w:t>
       </w:r>
     </w:p>
     <w:p>
@@ -4510,7 +4510,7 @@
         <w:widowControl/>
       </w:pPr>
       <w:r>
-        <w:t>字段错误显示在对应位置并保留其他输入。状态过期时保留已填原因，提示刷新后按新状态操作；页面不会自动把一次失败请求转换成另一种业务操作。已完成记录只读；不属于当前用户的记录不开放修改入口。正式实现仍必须在服务端重复执行鉴权。</w:t>
+        <w:t>字段错误显示在对应位置并保留其他输入。状态过期时保留已填原因，提示刷新后按新状态操作；页面不会自动把一次失败请求转换成另一种业务操作。已完成记录只读；不属于当前用户的记录不开放修改入口。</w:t>
       </w:r>
     </w:p>
     <w:p>
@@ -5213,7 +5213,7 @@
         <w:widowControl/>
       </w:pPr>
       <w:r>
-        <w:t>整体核对在隔离副本重跑六组既有交互检查，共 229 项通过；追加 21 项跨图、跨页面和边界检查，共 250 项前端检查通过。检查覆盖字段校验、权限入口、状态流转、价格与日期边界、重复请求演示及跨页导航。该统计引用已保存核对记录，不表示本报告编写时重新执行了全部检查。</w:t>
+        <w:t>整体核对在隔离副本重跑六组既有交互检查，共 229 项通过；追加 21 项跨图、跨页面和边界检查，共 250 项前端检查通过。检查覆盖字段校验、权限入口、状态流转、价格与日期边界、重复请求演示及跨页导航。</w:t>
       </w:r>
     </w:p>
     <w:p>
@@ -5253,7 +5253,7 @@
         <w:rPr>
           <w:color w:val="000000"/>
         </w:rPr>
-        <w:t>3 尚不能据此通过的验收</w:t>
+        <w:t>3 验证范围与后续实现</w:t>
       </w:r>
     </w:p>
     <w:p>
@@ -6595,14 +6595,6 @@
     </w:p>
     <w:p>
       <w:pPr>
-        <w:widowControl/>
-      </w:pPr>
-      <w:r>
-        <w:t>上述是设计覆盖关系。页面中的通过检查仅说明离线演示行为符合设计，真实对象权限、关联完整性和原子更新仍需后端验收。</w:t>
-      </w:r>
-    </w:p>
-    <w:p>
-      <w:pPr>
         <w:pStyle w:val="Heading1"/>
         <w:pageBreakBefore/>
         <w:widowControl/>
@@ -7744,7 +7736,7 @@
         <w:widowControl/>
       </w:pPr>
       <w:r>
-        <w:t>下表按产生实质结果的使用轮次归纳场景、输出、优缺点和优化结果。简单确认归入相应轮次；仅整理与设计成果有关的正式交互，不将 AI 自动修改写成人工编辑。表中为过程摘要，不冒充原始逐字聊天记录。</w:t>
+        <w:t>下表按实际设计过程整理各轮使用场景、AI 输出、作用与不足，以及修改结果。简单确认合并到对应轮次。</w:t>
       </w:r>
     </w:p>
     <w:tbl>
@@ -11577,7 +11569,136 @@
                 <w:b w:val="0"/>
                 <w:sz w:val="19"/>
               </w:rPr>
-              <w:t>保留待本人核对项，如实记录实际工具和未完成事项。</w:t>
+              <w:t>依据实际成果、工具和检查记录校对正文。</w:t>
+            </w:r>
+          </w:p>
+        </w:tc>
+      </w:tr>
+      <w:tr>
+        <w:trPr>
+          <w:cantSplit/>
+        </w:trPr>
+        <w:tc>
+          <w:tcPr>
+            <w:tcW w:type="dxa" w:w="1656"/>
+            <w:vAlign w:val="center"/>
+            <w:tcBorders>
+              <w:top w:val="single" w:sz="4" w:color="D9D9D9"/>
+              <w:left w:val="single" w:sz="4" w:color="D9D9D9"/>
+              <w:bottom w:val="single" w:sz="4" w:color="D9D9D9"/>
+              <w:right w:val="single" w:sz="4" w:color="D9D9D9"/>
+            </w:tcBorders>
+            <w:tcMar>
+              <w:top w:w="70" w:type="dxa"/>
+              <w:bottom w:w="70" w:type="dxa"/>
+              <w:left w:w="70" w:type="dxa"/>
+              <w:right w:w="70" w:type="dxa"/>
+            </w:tcMar>
+            <w:shd w:fill="FFFFFF"/>
+          </w:tcPr>
+          <w:p>
+            <w:pPr>
+              <w:spacing w:after="40" w:line="270" w:lineRule="exact"/>
+            </w:pPr>
+            <w:r>
+              <w:rPr>
+                <w:b w:val="0"/>
+                <w:sz w:val="19"/>
+              </w:rPr>
+              <w:t>27 工具核验与报告精简</w:t>
+            </w:r>
+          </w:p>
+        </w:tc>
+        <w:tc>
+          <w:tcPr>
+            <w:tcW w:type="dxa" w:w="2664"/>
+            <w:vAlign w:val="center"/>
+            <w:tcBorders>
+              <w:top w:val="single" w:sz="4" w:color="D9D9D9"/>
+              <w:left w:val="single" w:sz="4" w:color="D9D9D9"/>
+              <w:bottom w:val="single" w:sz="4" w:color="D9D9D9"/>
+              <w:right w:val="single" w:sz="4" w:color="D9D9D9"/>
+            </w:tcBorders>
+            <w:tcMar>
+              <w:top w:w="70" w:type="dxa"/>
+              <w:bottom w:w="70" w:type="dxa"/>
+              <w:left w:w="70" w:type="dxa"/>
+              <w:right w:w="70" w:type="dxa"/>
+            </w:tcMar>
+            <w:shd w:fill="FFFFFF"/>
+          </w:tcPr>
+          <w:p>
+            <w:pPr>
+              <w:spacing w:after="40" w:line="270" w:lineRule="exact"/>
+            </w:pPr>
+            <w:r>
+              <w:rPr>
+                <w:b w:val="0"/>
+                <w:sz w:val="19"/>
+              </w:rPr>
+              <w:t>加载七组界面，验证文字编辑保存，建立 Git 记录并精简正文。</w:t>
+            </w:r>
+          </w:p>
+        </w:tc>
+        <w:tc>
+          <w:tcPr>
+            <w:tcW w:type="dxa" w:w="2808"/>
+            <w:vAlign w:val="center"/>
+            <w:tcBorders>
+              <w:top w:val="single" w:sz="4" w:color="D9D9D9"/>
+              <w:left w:val="single" w:sz="4" w:color="D9D9D9"/>
+              <w:bottom w:val="single" w:sz="4" w:color="D9D9D9"/>
+              <w:right w:val="single" w:sz="4" w:color="D9D9D9"/>
+            </w:tcBorders>
+            <w:tcMar>
+              <w:top w:w="70" w:type="dxa"/>
+              <w:bottom w:w="70" w:type="dxa"/>
+              <w:left w:w="70" w:type="dxa"/>
+              <w:right w:w="70" w:type="dxa"/>
+            </w:tcMar>
+            <w:shd w:fill="FFFFFF"/>
+          </w:tcPr>
+          <w:p>
+            <w:pPr>
+              <w:spacing w:after="40" w:line="270" w:lineRule="exact"/>
+            </w:pPr>
+            <w:r>
+              <w:rPr>
+                <w:b w:val="0"/>
+                <w:sz w:val="19"/>
+              </w:rPr>
+              <w:t>仅能打开文件还不足以证明可编辑和可保存。</w:t>
+            </w:r>
+          </w:p>
+        </w:tc>
+        <w:tc>
+          <w:tcPr>
+            <w:tcW w:type="dxa" w:w="3096"/>
+            <w:vAlign w:val="center"/>
+            <w:tcBorders>
+              <w:top w:val="single" w:sz="4" w:color="D9D9D9"/>
+              <w:left w:val="single" w:sz="4" w:color="D9D9D9"/>
+              <w:bottom w:val="single" w:sz="4" w:color="D9D9D9"/>
+              <w:right w:val="single" w:sz="4" w:color="D9D9D9"/>
+            </w:tcBorders>
+            <w:tcMar>
+              <w:top w:w="70" w:type="dxa"/>
+              <w:bottom w:w="70" w:type="dxa"/>
+              <w:left w:w="70" w:type="dxa"/>
+              <w:right w:w="70" w:type="dxa"/>
+            </w:tcMar>
+            <w:shd w:fill="FFFFFF"/>
+          </w:tcPr>
+          <w:p>
+            <w:pPr>
+              <w:spacing w:after="40" w:line="270" w:lineRule="exact"/>
+            </w:pPr>
+            <w:r>
+              <w:rPr>
+                <w:b w:val="0"/>
+                <w:sz w:val="19"/>
+              </w:rPr>
+              <w:t>原生核对67页，保留编辑与恢复副本；验证边界集中说明。</w:t>
             </w:r>
           </w:p>
         </w:tc>
@@ -11600,7 +11721,7 @@
         <w:widowControl/>
       </w:pPr>
       <w:r>
-        <w:t>可复核证据包括五份历史 UML 源稿、最终 .puml、各轮交互检查 JSON、整体核对结果和本轮修订.diff。现有记录不包含此前的 Git 提交，也不能替代今后本人实际检查和修改的记录。</w:t>
+        <w:t>设计演变证据包括五份历史 UML 源稿、修订差异、交互检查及原生编辑器保存记录。实验二在本地 lab2-design 分支建立当前基线 74b00e6，并提交 UI 工具核验记录 490e125；提交时间对应实际操作，提交说明标注 AI 执行范围。</w:t>
       </w:r>
     </w:p>
     <w:p>
@@ -11613,7 +11734,7 @@
         <w:rPr>
           <w:color w:val="000000"/>
         </w:rPr>
-        <w:t>对 AI 辅助设计的思考与后续工作</w:t>
+        <w:t>AI 辅助设计的思考与协作流程</w:t>
       </w:r>
     </w:p>
     <w:p>
@@ -11738,7 +11859,7 @@
         <w:rPr>
           <w:sz w:val="21"/>
         </w:rPr>
-        <w:t>用 Git 记录真实的后续修改，注明 AI 生成范围和本人实际调整，不补造历史。</w:t>
+        <w:t>用 Git 保存每次修改，并在提交说明中区分设计判断、AI 生成和实际执行的改动。</w:t>
       </w:r>
     </w:p>
     <w:p>
@@ -11752,30 +11873,6 @@
           <w:sz w:val="21"/>
         </w:rPr>
         <w:t>最后依据成果写报告，检查每项完成声明；本人复核正文、个人体会、图片和最终提交包。</w:t>
-      </w:r>
-    </w:p>
-    <w:p>
-      <w:pPr>
-        <w:pStyle w:val="Heading2"/>
-        <w:widowControl/>
-      </w:pPr>
-      <w:r>
-        <w:rPr>
-          <w:color w:val="000000"/>
-        </w:rPr>
-        <w:t>3 本人最终审阅事项</w:t>
-      </w:r>
-    </w:p>
-    <w:p>
-      <w:pPr>
-        <w:widowControl/>
-        <w:spacing w:line="290" w:lineRule="exact" w:after="100"/>
-      </w:pPr>
-      <w:r>
-        <w:rPr>
-          <w:sz w:val="21"/>
-        </w:rPr>
-        <w:t>本节对协作方式的总结由 AI 根据现有过程辅助起草，提交前需要本人逐项确认是否符合实际判断和体会。当前尚需实际打开 UI 源文件验证编辑，并形成真实的后续版本记录；不以润色后的叙述代替这些工作。</w:t>
       </w:r>
     </w:p>
     <w:p>
